--- a/문서/KCI/논문Outline_개정_260922.docx
+++ b/문서/KCI/논문Outline_개정_260922.docx
@@ -2167,6 +2167,41 @@
     </w:p>
     <w:p>
       <w:pPr>
+        <w:numPr>
+          <w:ilvl w:val="0"/>
+          <w:numId w:val="1003"/>
+        </w:numPr>
+      </w:pPr>
+      <w:r>
+        <w:rPr>
+          <w:b/>
+        </w:rPr>
+        <w:t xml:space="preserve">Chang 등 2025, ASHiTA.</w:t>
+      </w:r>
+      <w:r>
+        <w:t xml:space="preserve"> </w:t>
+      </w:r>
+      <w:r>
+        <w:t xml:space="preserve">해외 논문이다. 추상 명령을 task, subtask, item 세 층으로 나누고 각 층을 3D 장면 그래프에 붙인다. LLM 분해와 장면 그래프 구성을 번갈아 돌려 서로를 고친다.</w:t>
+      </w:r>
+      <w:r>
+        <w:t xml:space="preserve"> </w:t>
+      </w:r>
+      <w:r>
+        <w:rPr>
+          <w:b/>
+        </w:rPr>
+        <w:t xml:space="preserve">우리 임무 생성기와 거의 같은 장치를 쓴다.</w:t>
+      </w:r>
+      <w:r>
+        <w:t xml:space="preserve"> </w:t>
+      </w:r>
+      <w:r>
+        <w:t xml:space="preserve">세 층, LLM 분해, 환경을 알아야 분해가 된다는 발견까지 같다. 다만 그쪽은 분해하고 붙이는 데서 끝나고 실행도 기록도 없다. 우리 논문은 생성을 실험 장치로만 쓰고 실행 뒤 되짚기를 주장하므로 겹치는 자리가 주장이 아니다. 이 선을 본문에서 한 문장으로 먼저 긋는다.</w:t>
+      </w:r>
+    </w:p>
+    <w:p>
+      <w:pPr>
         <w:pStyle w:val="BlockText"/>
       </w:pPr>
       <w:r>
@@ -2408,6 +2443,29 @@
       </w:r>
       <w:r>
         <w:t xml:space="preserve">으로 나눈다. 마일스톤은 사람이 말한 목표, 태스크는 그 목표를 이루는 단위, 액션 아이템은 장비가 실제로 받은 명령이다.</w:t>
+      </w:r>
+    </w:p>
+    <w:p>
+      <w:pPr>
+        <w:pStyle w:val="BodyText"/>
+      </w:pPr>
+      <w:r>
+        <w:t xml:space="preserve">이 나눔은 새로 만든 것이 아니다. UX 설계와 HCI 에서 쓰는</w:t>
+      </w:r>
+      <w:r>
+        <w:t xml:space="preserve"> </w:t>
+      </w:r>
+      <w:r>
+        <w:rPr>
+          <w:b/>
+        </w:rPr>
+        <w:t xml:space="preserve">계층적 과업 분석</w:t>
+      </w:r>
+      <w:r>
+        <w:t xml:space="preserve"> </w:t>
+      </w:r>
+      <w:r>
+        <w:t xml:space="preserve">Hierarchical Task Analysis 의 계보에 선다. ASHiTA 가 같은 계보를 로봇 분해에 썼다. 우리와 다른 점은 맨 아래 층이다. 그쪽은 무엇을 쓰는가, 곧 물건이고 우리는 장비가 무슨 명령을 받았는가다. 실행을 되짚으려면 아래 층이 명령이어야 한다.</w:t>
       </w:r>
     </w:p>
     <w:p>
@@ -5081,6 +5139,23 @@
     </w:p>
     <w:p>
       <w:pPr>
+        <w:pStyle w:val="BodyText"/>
+      </w:pPr>
+      <w:r>
+        <w:rPr>
+          <w:b/>
+        </w:rPr>
+        <w:t xml:space="preserve">같은 한계를 남이 먼저 적었다.</w:t>
+      </w:r>
+      <w:r>
+        <w:t xml:space="preserve"> </w:t>
+      </w:r>
+      <w:r>
+        <w:t xml:space="preserve">ASHiTA 저자들이 한계 절에서 계층 트리 구조 때문에 한 물건을 여러 subtask 가 공유할 수 없다고 인정했다. 우리가 합류에서 잰 것과 같은 현상이다. 우리 판단을 우리 숫자와 남의 고백 두 겹으로 받친다.</w:t>
+      </w:r>
+    </w:p>
+    <w:p>
+      <w:pPr>
         <w:pStyle w:val="Heading3"/>
       </w:pPr>
       <w:bookmarkStart w:id="60" w:name="축-마-사용자-실험-팀원-작성"/>
@@ -6306,6 +6381,26 @@
       </w:r>
       <w:r>
         <w:t xml:space="preserve">Zhu 2026, Wang 2026. 프로젝트 문서</w:t>
+      </w:r>
+    </w:p>
+    <w:p>
+      <w:pPr>
+        <w:numPr>
+          <w:ilvl w:val="0"/>
+          <w:numId w:val="1009"/>
+        </w:numPr>
+      </w:pPr>
+      <w:r>
+        <w:rPr>
+          <w:b/>
+        </w:rPr>
+        <w:t xml:space="preserve">Chang 등, ASHiTA: Automatic Scene-grounded Hierarchical Task Analysis, arXiv 2504.06553, 2025</w:t>
+      </w:r>
+      <w:r>
+        <w:t xml:space="preserve"> </w:t>
+      </w:r>
+      <w:r>
+        <w:t xml:space="preserve">팀원이 찾은 논문. 3-3 의 4, 4-1, 5-4 의 근거</w:t>
       </w:r>
     </w:p>
     <w:p>
